--- a/LG14-INVESTIGACIÓN_DESPLIEGUE_REPOSITORIO_BIGDATA_Grupo3.docx
+++ b/LG14-INVESTIGACIÓN_DESPLIEGUE_REPOSITORIO_BIGDATA_Grupo3.docx
@@ -259,12 +259,12 @@
                 <wp:extent cx="4613275" cy="1277229"/>
                 <wp:effectExtent b="0" l="0" r="0" t="0"/>
                 <wp:wrapNone/>
-                <wp:docPr id="1" name="image9.png"/>
+                <wp:docPr id="1" name="image13.png"/>
                 <a:graphic>
                   <a:graphicData uri="http://schemas.openxmlformats.org/drawingml/2006/picture">
                     <pic:pic>
                       <pic:nvPicPr>
-                        <pic:cNvPr id="0" name="image9.png"/>
+                        <pic:cNvPr id="0" name="image13.png"/>
                         <pic:cNvPicPr preferRelativeResize="0"/>
                       </pic:nvPicPr>
                       <pic:blipFill>
@@ -626,12 +626,12 @@
                 <wp:extent cx="6003925" cy="1562927"/>
                 <wp:effectExtent b="0" l="0" r="0" t="0"/>
                 <wp:wrapNone/>
-                <wp:docPr id="2" name="image10.png"/>
+                <wp:docPr id="2" name="image14.png"/>
                 <a:graphic>
                   <a:graphicData uri="http://schemas.openxmlformats.org/drawingml/2006/picture">
                     <pic:pic>
                       <pic:nvPicPr>
-                        <pic:cNvPr id="0" name="image10.png"/>
+                        <pic:cNvPr id="0" name="image14.png"/>
                         <pic:cNvPicPr preferRelativeResize="0"/>
                       </pic:nvPicPr>
                       <pic:blipFill>
@@ -3885,7 +3885,7 @@
           <wp:inline distB="114300" distT="114300" distL="114300" distR="114300">
             <wp:extent cx="5731200" cy="4470400"/>
             <wp:effectExtent b="0" l="0" r="0" t="0"/>
-            <wp:docPr id="4" name="image3.png"/>
+            <wp:docPr id="6" name="image3.png"/>
             <a:graphic>
               <a:graphicData uri="http://schemas.openxmlformats.org/drawingml/2006/picture">
                 <pic:pic>
@@ -4074,12 +4074,12 @@
           <wp:inline distB="114300" distT="114300" distL="114300" distR="114300">
             <wp:extent cx="5731200" cy="3302000"/>
             <wp:effectExtent b="0" l="0" r="0" t="0"/>
-            <wp:docPr id="10" name="image1.png"/>
+            <wp:docPr id="14" name="image4.png"/>
             <a:graphic>
               <a:graphicData uri="http://schemas.openxmlformats.org/drawingml/2006/picture">
                 <pic:pic>
                   <pic:nvPicPr>
-                    <pic:cNvPr id="0" name="image1.png"/>
+                    <pic:cNvPr id="0" name="image4.png"/>
                     <pic:cNvPicPr preferRelativeResize="0"/>
                   </pic:nvPicPr>
                   <pic:blipFill>
@@ -4185,12 +4185,12 @@
           <wp:inline distB="114300" distT="114300" distL="114300" distR="114300">
             <wp:extent cx="5731200" cy="3187700"/>
             <wp:effectExtent b="0" l="0" r="0" t="0"/>
-            <wp:docPr id="6" name="image4.png"/>
+            <wp:docPr id="9" name="image2.png"/>
             <a:graphic>
               <a:graphicData uri="http://schemas.openxmlformats.org/drawingml/2006/picture">
                 <pic:pic>
                   <pic:nvPicPr>
-                    <pic:cNvPr id="0" name="image4.png"/>
+                    <pic:cNvPr id="0" name="image2.png"/>
                     <pic:cNvPicPr preferRelativeResize="0"/>
                   </pic:nvPicPr>
                   <pic:blipFill>
@@ -4285,12 +4285,12 @@
           <wp:inline distB="114300" distT="114300" distL="114300" distR="114300">
             <wp:extent cx="5731200" cy="3238500"/>
             <wp:effectExtent b="0" l="0" r="0" t="0"/>
-            <wp:docPr id="8" name="image2.png"/>
+            <wp:docPr id="11" name="image6.png"/>
             <a:graphic>
               <a:graphicData uri="http://schemas.openxmlformats.org/drawingml/2006/picture">
                 <pic:pic>
                   <pic:nvPicPr>
-                    <pic:cNvPr id="0" name="image2.png"/>
+                    <pic:cNvPr id="0" name="image6.png"/>
                     <pic:cNvPicPr preferRelativeResize="0"/>
                   </pic:nvPicPr>
                   <pic:blipFill>
@@ -4399,12 +4399,12 @@
           <wp:inline distB="114300" distT="114300" distL="114300" distR="114300">
             <wp:extent cx="5731200" cy="2959100"/>
             <wp:effectExtent b="0" l="0" r="0" t="0"/>
-            <wp:docPr id="9" name="image8.png"/>
+            <wp:docPr id="13" name="image12.png"/>
             <a:graphic>
               <a:graphicData uri="http://schemas.openxmlformats.org/drawingml/2006/picture">
                 <pic:pic>
                   <pic:nvPicPr>
-                    <pic:cNvPr id="0" name="image8.png"/>
+                    <pic:cNvPr id="0" name="image12.png"/>
                     <pic:cNvPicPr preferRelativeResize="0"/>
                   </pic:nvPicPr>
                   <pic:blipFill>
@@ -4446,12 +4446,12 @@
           <wp:inline distB="114300" distT="114300" distL="114300" distR="114300">
             <wp:extent cx="5731200" cy="3022600"/>
             <wp:effectExtent b="0" l="0" r="0" t="0"/>
-            <wp:docPr id="7" name="image7.png"/>
+            <wp:docPr id="10" name="image1.png"/>
             <a:graphic>
               <a:graphicData uri="http://schemas.openxmlformats.org/drawingml/2006/picture">
                 <pic:pic>
                   <pic:nvPicPr>
-                    <pic:cNvPr id="0" name="image7.png"/>
+                    <pic:cNvPr id="0" name="image1.png"/>
                     <pic:cNvPicPr preferRelativeResize="0"/>
                   </pic:nvPicPr>
                   <pic:blipFill>
@@ -4546,12 +4546,12 @@
           <wp:inline distB="114300" distT="114300" distL="114300" distR="114300">
             <wp:extent cx="5731200" cy="3225800"/>
             <wp:effectExtent b="0" l="0" r="0" t="0"/>
-            <wp:docPr id="5" name="image6.png"/>
+            <wp:docPr id="8" name="image9.png"/>
             <a:graphic>
               <a:graphicData uri="http://schemas.openxmlformats.org/drawingml/2006/picture">
                 <pic:pic>
                   <pic:nvPicPr>
-                    <pic:cNvPr id="0" name="image6.png"/>
+                    <pic:cNvPr id="0" name="image9.png"/>
                     <pic:cNvPicPr preferRelativeResize="0"/>
                   </pic:nvPicPr>
                   <pic:blipFill>
@@ -4594,6 +4594,74 @@
     </w:p>
     <w:p>
       <w:pPr>
+        <w:jc w:val="both"/>
+        <w:rPr/>
+      </w:pPr>
+      <w:r>
+        <w:rPr>
+          <w:rtl w:val="0"/>
+        </w:rPr>
+      </w:r>
+    </w:p>
+    <w:p>
+      <w:pPr>
+        <w:jc w:val="both"/>
+        <w:rPr/>
+      </w:pPr>
+      <w:r>
+        <w:rPr>
+          <w:rtl w:val="0"/>
+        </w:rPr>
+      </w:r>
+    </w:p>
+    <w:p>
+      <w:pPr>
+        <w:jc w:val="both"/>
+        <w:rPr/>
+      </w:pPr>
+      <w:r>
+        <w:rPr/>
+        <w:drawing>
+          <wp:inline distB="114300" distT="114300" distL="114300" distR="114300">
+            <wp:extent cx="5731200" cy="3225800"/>
+            <wp:effectExtent b="0" l="0" r="0" t="0"/>
+            <wp:docPr id="12" name="image11.png"/>
+            <a:graphic>
+              <a:graphicData uri="http://schemas.openxmlformats.org/drawingml/2006/picture">
+                <pic:pic>
+                  <pic:nvPicPr>
+                    <pic:cNvPr id="0" name="image11.png"/>
+                    <pic:cNvPicPr preferRelativeResize="0"/>
+                  </pic:nvPicPr>
+                  <pic:blipFill>
+                    <a:blip r:embed="rId22"/>
+                    <a:srcRect b="0" l="0" r="0" t="0"/>
+                    <a:stretch>
+                      <a:fillRect/>
+                    </a:stretch>
+                  </pic:blipFill>
+                  <pic:spPr>
+                    <a:xfrm>
+                      <a:off x="0" y="0"/>
+                      <a:ext cx="5731200" cy="3225800"/>
+                    </a:xfrm>
+                    <a:prstGeom prst="rect"/>
+                    <a:ln/>
+                  </pic:spPr>
+                </pic:pic>
+              </a:graphicData>
+            </a:graphic>
+          </wp:inline>
+        </w:drawing>
+      </w:r>
+      <w:r>
+        <w:rPr>
+          <w:rtl w:val="0"/>
+        </w:rPr>
+      </w:r>
+    </w:p>
+    <w:p>
+      <w:pPr>
         <w:pStyle w:val="Heading3"/>
         <w:keepNext w:val="0"/>
         <w:keepLines w:val="0"/>
@@ -4652,6 +4720,41 @@
         <w:rPr/>
       </w:pPr>
       <w:r>
+        <w:rPr/>
+        <w:drawing>
+          <wp:inline distB="114300" distT="114300" distL="114300" distR="114300">
+            <wp:extent cx="5731200" cy="1358900"/>
+            <wp:effectExtent b="0" l="0" r="0" t="0"/>
+            <wp:docPr id="4" name="image10.png"/>
+            <a:graphic>
+              <a:graphicData uri="http://schemas.openxmlformats.org/drawingml/2006/picture">
+                <pic:pic>
+                  <pic:nvPicPr>
+                    <pic:cNvPr id="0" name="image10.png"/>
+                    <pic:cNvPicPr preferRelativeResize="0"/>
+                  </pic:nvPicPr>
+                  <pic:blipFill>
+                    <a:blip r:embed="rId23"/>
+                    <a:srcRect b="0" l="0" r="0" t="0"/>
+                    <a:stretch>
+                      <a:fillRect/>
+                    </a:stretch>
+                  </pic:blipFill>
+                  <pic:spPr>
+                    <a:xfrm>
+                      <a:off x="0" y="0"/>
+                      <a:ext cx="5731200" cy="1358900"/>
+                    </a:xfrm>
+                    <a:prstGeom prst="rect"/>
+                    <a:ln/>
+                  </pic:spPr>
+                </pic:pic>
+              </a:graphicData>
+            </a:graphic>
+          </wp:inline>
+        </w:drawing>
+      </w:r>
+      <w:r>
         <w:rPr>
           <w:rtl w:val="0"/>
         </w:rPr>
@@ -4697,6 +4800,65 @@
           <w:rtl w:val="0"/>
         </w:rPr>
         <w:t xml:space="preserve">Realizar una prueba funcional relacionada con la tecnología seleccionada.</w:t>
+      </w:r>
+    </w:p>
+    <w:p>
+      <w:pPr>
+        <w:spacing w:after="240" w:before="240" w:lineRule="auto"/>
+        <w:jc w:val="both"/>
+        <w:rPr/>
+      </w:pPr>
+      <w:r>
+        <w:rPr/>
+        <w:drawing>
+          <wp:inline distB="114300" distT="114300" distL="114300" distR="114300">
+            <wp:extent cx="5731200" cy="3225800"/>
+            <wp:effectExtent b="0" l="0" r="0" t="0"/>
+            <wp:docPr id="5" name="image8.png"/>
+            <a:graphic>
+              <a:graphicData uri="http://schemas.openxmlformats.org/drawingml/2006/picture">
+                <pic:pic>
+                  <pic:nvPicPr>
+                    <pic:cNvPr id="0" name="image8.png"/>
+                    <pic:cNvPicPr preferRelativeResize="0"/>
+                  </pic:nvPicPr>
+                  <pic:blipFill>
+                    <a:blip r:embed="rId24"/>
+                    <a:srcRect b="0" l="0" r="0" t="0"/>
+                    <a:stretch>
+                      <a:fillRect/>
+                    </a:stretch>
+                  </pic:blipFill>
+                  <pic:spPr>
+                    <a:xfrm>
+                      <a:off x="0" y="0"/>
+                      <a:ext cx="5731200" cy="3225800"/>
+                    </a:xfrm>
+                    <a:prstGeom prst="rect"/>
+                    <a:ln/>
+                  </pic:spPr>
+                </pic:pic>
+              </a:graphicData>
+            </a:graphic>
+          </wp:inline>
+        </w:drawing>
+      </w:r>
+      <w:r>
+        <w:rPr>
+          <w:rtl w:val="0"/>
+        </w:rPr>
+      </w:r>
+    </w:p>
+    <w:p>
+      <w:pPr>
+        <w:spacing w:after="240" w:before="240" w:lineRule="auto"/>
+        <w:jc w:val="both"/>
+        <w:rPr/>
+      </w:pPr>
+      <w:r>
+        <w:rPr>
+          <w:rtl w:val="0"/>
+        </w:rPr>
       </w:r>
     </w:p>
     <w:p>
@@ -4842,7 +5004,342 @@
         <w:rPr>
           <w:rtl w:val="0"/>
         </w:rPr>
-        <w:t xml:space="preserve">Consulta del archivo almacenado.</w:t>
+        <w:t xml:space="preserve">Consulta del archivo almacenado</w:t>
+      </w:r>
+    </w:p>
+    <w:p>
+      <w:pPr>
+        <w:pStyle w:val="Heading3"/>
+        <w:keepNext w:val="0"/>
+        <w:keepLines w:val="0"/>
+        <w:spacing w:before="280" w:lineRule="auto"/>
+        <w:rPr>
+          <w:b w:val="1"/>
+          <w:bCs w:val="1"/>
+          <w:color w:val="000000"/>
+          <w:sz w:val="26"/>
+          <w:szCs w:val="26"/>
+        </w:rPr>
+      </w:pPr>
+      <w:bookmarkStart w:colFirst="0" w:colLast="0" w:name="_bi3gs397bv09" w:id="16"/>
+      <w:bookmarkEnd w:id="16"/>
+      <w:r>
+        <w:rPr>
+          <w:b w:val="1"/>
+          <w:bCs w:val="1"/>
+          <w:color w:val="000000"/>
+          <w:sz w:val="26"/>
+          <w:szCs w:val="26"/>
+          <w:rtl w:val="0"/>
+        </w:rPr>
+        <w:t xml:space="preserve">7. Prueba funcional obligatoria</w:t>
+      </w:r>
+    </w:p>
+    <w:p>
+      <w:pPr>
+        <w:spacing w:after="240" w:before="240" w:lineRule="auto"/>
+        <w:rPr/>
+      </w:pPr>
+      <w:r>
+        <w:rPr>
+          <w:rtl w:val="0"/>
+        </w:rPr>
+        <w:t xml:space="preserve">Para la prueba funcional obligatoria, nos enfocamos en la tecnología de almacenamiento distribuido principal del repositorio: </w:t>
+      </w:r>
+      <w:r>
+        <w:rPr>
+          <w:b w:val="1"/>
+          <w:bCs w:val="1"/>
+          <w:rtl w:val="0"/>
+        </w:rPr>
+        <w:t xml:space="preserve">Hadoop / HDFS</w:t>
+      </w:r>
+      <w:r>
+        <w:rPr>
+          <w:rtl w:val="0"/>
+        </w:rPr>
+        <w:t xml:space="preserve">. A través de la consola del contenedor maestro (</w:t>
+      </w:r>
+      <w:r>
+        <w:rPr>
+          <w:rFonts w:ascii="Roboto Mono" w:cs="Roboto Mono" w:eastAsia="Roboto Mono" w:hAnsi="Roboto Mono"/>
+          <w:color w:val="188038"/>
+          <w:rtl w:val="0"/>
+        </w:rPr>
+        <w:t xml:space="preserve">namenode</w:t>
+      </w:r>
+      <w:r>
+        <w:rPr>
+          <w:rtl w:val="0"/>
+        </w:rPr>
+        <w:t xml:space="preserve">), realizamos la secuencia solicitada:</w:t>
+      </w:r>
+    </w:p>
+    <w:p>
+      <w:pPr>
+        <w:spacing w:after="240" w:before="240" w:lineRule="auto"/>
+        <w:rPr/>
+      </w:pPr>
+      <w:r>
+        <w:rPr>
+          <w:b w:val="1"/>
+          <w:bCs w:val="1"/>
+          <w:rtl w:val="0"/>
+        </w:rPr>
+        <w:t xml:space="preserve">Paso 1: Acceso al contenedor principal</w:t>
+      </w:r>
+      <w:r>
+        <w:rPr>
+          <w:rtl w:val="0"/>
+        </w:rPr>
+        <w:t xml:space="preserve"> Ingresamos a la terminal de Linux dentro del contenedor del NameNode ejecutando:</w:t>
+      </w:r>
+    </w:p>
+    <w:p>
+      <w:pPr>
+        <w:spacing w:after="240" w:before="240" w:lineRule="auto"/>
+        <w:rPr/>
+      </w:pPr>
+      <w:r>
+        <w:rPr>
+          <w:rtl w:val="0"/>
+        </w:rPr>
+        <w:t xml:space="preserve">Bash</w:t>
+      </w:r>
+    </w:p>
+    <w:p>
+      <w:pPr>
+        <w:spacing w:after="240" w:before="240" w:lineRule="auto"/>
+        <w:rPr/>
+      </w:pPr>
+      <w:r>
+        <w:rPr>
+          <w:rtl w:val="0"/>
+        </w:rPr>
+        <w:t xml:space="preserve">docker exec -it namenode bash</w:t>
+      </w:r>
+    </w:p>
+    <w:p>
+      <w:pPr>
+        <w:spacing w:after="240" w:before="240" w:lineRule="auto"/>
+        <w:rPr/>
+      </w:pPr>
+      <w:r>
+        <w:rPr>
+          <w:rtl w:val="0"/>
+        </w:rPr>
+      </w:r>
+    </w:p>
+    <w:p>
+      <w:pPr>
+        <w:spacing w:after="240" w:before="240" w:lineRule="auto"/>
+        <w:rPr/>
+      </w:pPr>
+      <w:r>
+        <w:rPr>
+          <w:b w:val="1"/>
+          <w:bCs w:val="1"/>
+          <w:rtl w:val="0"/>
+        </w:rPr>
+        <w:t xml:space="preserve">Paso 2: Creación de un directorio</w:t>
+      </w:r>
+      <w:r>
+        <w:rPr>
+          <w:rtl w:val="0"/>
+        </w:rPr>
+        <w:t xml:space="preserve"> Generamos una estructura de carpetas en el sistema de archivos distribuido (HDFS) destinada a los archivos de nuestro grupo:</w:t>
+      </w:r>
+    </w:p>
+    <w:p>
+      <w:pPr>
+        <w:spacing w:after="240" w:before="240" w:lineRule="auto"/>
+        <w:rPr/>
+      </w:pPr>
+      <w:r>
+        <w:rPr>
+          <w:rtl w:val="0"/>
+        </w:rPr>
+        <w:t xml:space="preserve">Bash</w:t>
+      </w:r>
+    </w:p>
+    <w:p>
+      <w:pPr>
+        <w:spacing w:after="240" w:before="240" w:lineRule="auto"/>
+        <w:rPr/>
+      </w:pPr>
+      <w:r>
+        <w:rPr>
+          <w:rtl w:val="0"/>
+        </w:rPr>
+        <w:t xml:space="preserve">hdfs dfs -mkdir -p /user/univalle</w:t>
+      </w:r>
+    </w:p>
+    <w:p>
+      <w:pPr>
+        <w:spacing w:after="240" w:before="240" w:lineRule="auto"/>
+        <w:rPr/>
+      </w:pPr>
+      <w:r>
+        <w:rPr>
+          <w:rtl w:val="0"/>
+        </w:rPr>
+      </w:r>
+    </w:p>
+    <w:p>
+      <w:pPr>
+        <w:spacing w:after="240" w:before="240" w:lineRule="auto"/>
+        <w:rPr/>
+      </w:pPr>
+      <w:r>
+        <w:rPr>
+          <w:b w:val="1"/>
+          <w:bCs w:val="1"/>
+          <w:rtl w:val="0"/>
+        </w:rPr>
+        <w:t xml:space="preserve">Paso 3: Carga de un archivo</w:t>
+      </w:r>
+      <w:r>
+        <w:rPr>
+          <w:rtl w:val="0"/>
+        </w:rPr>
+        <w:t xml:space="preserve"> Creamos un archivo de texto de forma local dentro del contenedor y luego lo subimos al directorio HDFS que creamos en el paso anterior:</w:t>
+      </w:r>
+    </w:p>
+    <w:p>
+      <w:pPr>
+        <w:spacing w:after="240" w:before="240" w:lineRule="auto"/>
+        <w:rPr/>
+      </w:pPr>
+      <w:r>
+        <w:rPr>
+          <w:rtl w:val="0"/>
+        </w:rPr>
+        <w:t xml:space="preserve">Bash</w:t>
+      </w:r>
+    </w:p>
+    <w:p>
+      <w:pPr>
+        <w:spacing w:after="240" w:before="240" w:lineRule="auto"/>
+        <w:rPr/>
+      </w:pPr>
+      <w:r>
+        <w:rPr>
+          <w:rtl w:val="0"/>
+        </w:rPr>
+        <w:t xml:space="preserve">echo "Prueba funcional Big Data - Grupo Hiber, Anthony y Raul" &gt; prueba.txt</w:t>
+      </w:r>
+    </w:p>
+    <w:p>
+      <w:pPr>
+        <w:spacing w:after="240" w:before="240" w:lineRule="auto"/>
+        <w:rPr/>
+      </w:pPr>
+      <w:r>
+        <w:rPr>
+          <w:rtl w:val="0"/>
+        </w:rPr>
+        <w:t xml:space="preserve">hdfs dfs -put prueba.txt /user/univalle/</w:t>
+      </w:r>
+    </w:p>
+    <w:p>
+      <w:pPr>
+        <w:spacing w:after="240" w:before="240" w:lineRule="auto"/>
+        <w:rPr/>
+      </w:pPr>
+      <w:r>
+        <w:rPr>
+          <w:rtl w:val="0"/>
+        </w:rPr>
+      </w:r>
+    </w:p>
+    <w:p>
+      <w:pPr>
+        <w:spacing w:after="240" w:before="240" w:lineRule="auto"/>
+        <w:rPr/>
+      </w:pPr>
+      <w:r>
+        <w:rPr>
+          <w:b w:val="1"/>
+          <w:bCs w:val="1"/>
+          <w:rtl w:val="0"/>
+        </w:rPr>
+        <w:t xml:space="preserve">Paso 4: Consulta del archivo almacenado</w:t>
+      </w:r>
+      <w:r>
+        <w:rPr>
+          <w:rtl w:val="0"/>
+        </w:rPr>
+        <w:t xml:space="preserve"> Finalmente, consultamos el contenido del archivo directamente desde el sistema HDFS para confirmar su almacenamiento exitoso, obteniendo como resultado el texto insertado:</w:t>
+      </w:r>
+    </w:p>
+    <w:p>
+      <w:pPr>
+        <w:spacing w:after="240" w:before="240" w:lineRule="auto"/>
+        <w:rPr/>
+      </w:pPr>
+      <w:r>
+        <w:rPr>
+          <w:rtl w:val="0"/>
+        </w:rPr>
+        <w:t xml:space="preserve">Bash</w:t>
+      </w:r>
+    </w:p>
+    <w:p>
+      <w:pPr>
+        <w:spacing w:after="240" w:before="240" w:lineRule="auto"/>
+        <w:rPr/>
+      </w:pPr>
+      <w:r>
+        <w:rPr>
+          <w:rtl w:val="0"/>
+        </w:rPr>
+        <w:t xml:space="preserve">hdfs dfs -cat /user/univalle/prueba.txt</w:t>
+      </w:r>
+    </w:p>
+    <w:p>
+      <w:pPr>
+        <w:spacing w:after="240" w:before="240" w:lineRule="auto"/>
+        <w:rPr/>
+      </w:pPr>
+      <w:r>
+        <w:rPr/>
+        <w:drawing>
+          <wp:inline distB="114300" distT="114300" distL="114300" distR="114300">
+            <wp:extent cx="5731200" cy="3251200"/>
+            <wp:effectExtent b="0" l="0" r="0" t="0"/>
+            <wp:docPr id="7" name="image7.png"/>
+            <a:graphic>
+              <a:graphicData uri="http://schemas.openxmlformats.org/drawingml/2006/picture">
+                <pic:pic>
+                  <pic:nvPicPr>
+                    <pic:cNvPr id="0" name="image7.png"/>
+                    <pic:cNvPicPr preferRelativeResize="0"/>
+                  </pic:nvPicPr>
+                  <pic:blipFill>
+                    <a:blip r:embed="rId25"/>
+                    <a:srcRect b="0" l="0" r="0" t="0"/>
+                    <a:stretch>
+                      <a:fillRect/>
+                    </a:stretch>
+                  </pic:blipFill>
+                  <pic:spPr>
+                    <a:xfrm>
+                      <a:off x="0" y="0"/>
+                      <a:ext cx="5731200" cy="3251200"/>
+                    </a:xfrm>
+                    <a:prstGeom prst="rect"/>
+                    <a:ln/>
+                  </pic:spPr>
+                </pic:pic>
+              </a:graphicData>
+            </a:graphic>
+          </wp:inline>
+        </w:drawing>
+      </w:r>
+      <w:r>
+        <w:rPr>
+          <w:rtl w:val="0"/>
+        </w:rPr>
       </w:r>
     </w:p>
     <w:p>
@@ -4875,8 +5372,8 @@
           <w:szCs w:val="34"/>
         </w:rPr>
       </w:pPr>
-      <w:bookmarkStart w:colFirst="0" w:colLast="0" w:name="_ozl7xeuy4kf6" w:id="16"/>
-      <w:bookmarkEnd w:id="16"/>
+      <w:bookmarkStart w:colFirst="0" w:colLast="0" w:name="_ozl7xeuy4kf6" w:id="17"/>
+      <w:bookmarkEnd w:id="17"/>
       <w:r>
         <w:rPr>
           <w:b w:val="1"/>
@@ -4928,7 +5425,7 @@
           <w:u w:val="single"/>
         </w:rPr>
       </w:pPr>
-      <w:hyperlink r:id="rId22">
+      <w:hyperlink r:id="rId26">
         <w:r>
           <w:rPr>
             <w:color w:val="1155cc"/>
@@ -5189,6 +5686,7 @@
               <w:rPr>
                 <w:rtl w:val="0"/>
               </w:rPr>
+              <w:t xml:space="preserve">Ecosistema mixto: Hadoop, Spark, Kafka, Hive, Airflow. </w:t>
             </w:r>
           </w:p>
         </w:tc>
@@ -5282,6 +5780,7 @@
               <w:rPr>
                 <w:rtl w:val="0"/>
               </w:rPr>
+              <w:t xml:space="preserve">Si</w:t>
             </w:r>
           </w:p>
         </w:tc>
@@ -5375,6 +5874,7 @@
               <w:rPr>
                 <w:rtl w:val="0"/>
               </w:rPr>
+              <w:t xml:space="preserve">Si</w:t>
             </w:r>
           </w:p>
         </w:tc>
@@ -6173,8 +6673,8 @@
           <w:szCs w:val="34"/>
         </w:rPr>
       </w:pPr>
-      <w:bookmarkStart w:colFirst="0" w:colLast="0" w:name="_3zlxczl2jwt7" w:id="17"/>
-      <w:bookmarkEnd w:id="17"/>
+      <w:bookmarkStart w:colFirst="0" w:colLast="0" w:name="_3zlxczl2jwt7" w:id="18"/>
+      <w:bookmarkEnd w:id="18"/>
       <w:r>
         <w:rPr>
           <w:b w:val="1"/>
@@ -6289,8 +6789,8 @@
           <w:szCs w:val="34"/>
         </w:rPr>
       </w:pPr>
-      <w:bookmarkStart w:colFirst="0" w:colLast="0" w:name="_gesapk36vsk1" w:id="18"/>
-      <w:bookmarkEnd w:id="18"/>
+      <w:bookmarkStart w:colFirst="0" w:colLast="0" w:name="_gesapk36vsk1" w:id="19"/>
+      <w:bookmarkEnd w:id="19"/>
       <w:r>
         <w:rPr>
           <w:b w:val="1"/>
@@ -6459,8 +6959,8 @@
           <w:szCs w:val="26"/>
         </w:rPr>
       </w:pPr>
-      <w:bookmarkStart w:colFirst="0" w:colLast="0" w:name="_ekafalmm5uvo" w:id="19"/>
-      <w:bookmarkEnd w:id="19"/>
+      <w:bookmarkStart w:colFirst="0" w:colLast="0" w:name="_ekafalmm5uvo" w:id="20"/>
+      <w:bookmarkEnd w:id="20"/>
       <w:r>
         <w:rPr>
           <w:b w:val="1"/>
@@ -6573,8 +7073,8 @@
           <w:szCs w:val="26"/>
         </w:rPr>
       </w:pPr>
-      <w:bookmarkStart w:colFirst="0" w:colLast="0" w:name="_216l6ofyh1rs" w:id="20"/>
-      <w:bookmarkEnd w:id="20"/>
+      <w:bookmarkStart w:colFirst="0" w:colLast="0" w:name="_216l6ofyh1rs" w:id="21"/>
+      <w:bookmarkEnd w:id="21"/>
       <w:r>
         <w:rPr>
           <w:b w:val="1"/>

--- a/LG14-INVESTIGACIÓN_DESPLIEGUE_REPOSITORIO_BIGDATA_Grupo3.docx
+++ b/LG14-INVESTIGACIÓN_DESPLIEGUE_REPOSITORIO_BIGDATA_Grupo3.docx
@@ -303,12 +303,12 @@
             <wp:extent cx="1304925" cy="1304925"/>
             <wp:effectExtent b="0" l="0" r="0" t="0"/>
             <wp:wrapNone/>
-            <wp:docPr id="3" name="image5.png"/>
+            <wp:docPr id="3" name="image10.png"/>
             <a:graphic>
               <a:graphicData uri="http://schemas.openxmlformats.org/drawingml/2006/picture">
                 <pic:pic>
                   <pic:nvPicPr>
-                    <pic:cNvPr id="0" name="image5.png"/>
+                    <pic:cNvPr id="0" name="image10.png"/>
                     <pic:cNvPicPr preferRelativeResize="0"/>
                   </pic:nvPicPr>
                   <pic:blipFill>
@@ -3885,12 +3885,12 @@
           <wp:inline distB="114300" distT="114300" distL="114300" distR="114300">
             <wp:extent cx="5731200" cy="4470400"/>
             <wp:effectExtent b="0" l="0" r="0" t="0"/>
-            <wp:docPr id="6" name="image3.png"/>
+            <wp:docPr id="6" name="image8.png"/>
             <a:graphic>
               <a:graphicData uri="http://schemas.openxmlformats.org/drawingml/2006/picture">
                 <pic:pic>
                   <pic:nvPicPr>
-                    <pic:cNvPr id="0" name="image3.png"/>
+                    <pic:cNvPr id="0" name="image8.png"/>
                     <pic:cNvPicPr preferRelativeResize="0"/>
                   </pic:nvPicPr>
                   <pic:blipFill>
@@ -4074,12 +4074,12 @@
           <wp:inline distB="114300" distT="114300" distL="114300" distR="114300">
             <wp:extent cx="5731200" cy="3302000"/>
             <wp:effectExtent b="0" l="0" r="0" t="0"/>
-            <wp:docPr id="14" name="image4.png"/>
+            <wp:docPr id="14" name="image2.png"/>
             <a:graphic>
               <a:graphicData uri="http://schemas.openxmlformats.org/drawingml/2006/picture">
                 <pic:pic>
                   <pic:nvPicPr>
-                    <pic:cNvPr id="0" name="image4.png"/>
+                    <pic:cNvPr id="0" name="image2.png"/>
                     <pic:cNvPicPr preferRelativeResize="0"/>
                   </pic:nvPicPr>
                   <pic:blipFill>
@@ -4185,12 +4185,12 @@
           <wp:inline distB="114300" distT="114300" distL="114300" distR="114300">
             <wp:extent cx="5731200" cy="3187700"/>
             <wp:effectExtent b="0" l="0" r="0" t="0"/>
-            <wp:docPr id="9" name="image2.png"/>
+            <wp:docPr id="9" name="image1.png"/>
             <a:graphic>
               <a:graphicData uri="http://schemas.openxmlformats.org/drawingml/2006/picture">
                 <pic:pic>
                   <pic:nvPicPr>
-                    <pic:cNvPr id="0" name="image2.png"/>
+                    <pic:cNvPr id="0" name="image1.png"/>
                     <pic:cNvPicPr preferRelativeResize="0"/>
                   </pic:nvPicPr>
                   <pic:blipFill>
@@ -4285,12 +4285,12 @@
           <wp:inline distB="114300" distT="114300" distL="114300" distR="114300">
             <wp:extent cx="5731200" cy="3238500"/>
             <wp:effectExtent b="0" l="0" r="0" t="0"/>
-            <wp:docPr id="11" name="image6.png"/>
+            <wp:docPr id="11" name="image7.png"/>
             <a:graphic>
               <a:graphicData uri="http://schemas.openxmlformats.org/drawingml/2006/picture">
                 <pic:pic>
                   <pic:nvPicPr>
-                    <pic:cNvPr id="0" name="image6.png"/>
+                    <pic:cNvPr id="0" name="image7.png"/>
                     <pic:cNvPicPr preferRelativeResize="0"/>
                   </pic:nvPicPr>
                   <pic:blipFill>
@@ -4399,12 +4399,12 @@
           <wp:inline distB="114300" distT="114300" distL="114300" distR="114300">
             <wp:extent cx="5731200" cy="2959100"/>
             <wp:effectExtent b="0" l="0" r="0" t="0"/>
-            <wp:docPr id="13" name="image12.png"/>
+            <wp:docPr id="13" name="image5.png"/>
             <a:graphic>
               <a:graphicData uri="http://schemas.openxmlformats.org/drawingml/2006/picture">
                 <pic:pic>
                   <pic:nvPicPr>
-                    <pic:cNvPr id="0" name="image12.png"/>
+                    <pic:cNvPr id="0" name="image5.png"/>
                     <pic:cNvPicPr preferRelativeResize="0"/>
                   </pic:nvPicPr>
                   <pic:blipFill>
@@ -4446,12 +4446,12 @@
           <wp:inline distB="114300" distT="114300" distL="114300" distR="114300">
             <wp:extent cx="5731200" cy="3022600"/>
             <wp:effectExtent b="0" l="0" r="0" t="0"/>
-            <wp:docPr id="10" name="image1.png"/>
+            <wp:docPr id="10" name="image11.png"/>
             <a:graphic>
               <a:graphicData uri="http://schemas.openxmlformats.org/drawingml/2006/picture">
                 <pic:pic>
                   <pic:nvPicPr>
-                    <pic:cNvPr id="0" name="image1.png"/>
+                    <pic:cNvPr id="0" name="image11.png"/>
                     <pic:cNvPicPr preferRelativeResize="0"/>
                   </pic:nvPicPr>
                   <pic:blipFill>
@@ -4546,12 +4546,12 @@
           <wp:inline distB="114300" distT="114300" distL="114300" distR="114300">
             <wp:extent cx="5731200" cy="3225800"/>
             <wp:effectExtent b="0" l="0" r="0" t="0"/>
-            <wp:docPr id="8" name="image9.png"/>
+            <wp:docPr id="8" name="image6.png"/>
             <a:graphic>
               <a:graphicData uri="http://schemas.openxmlformats.org/drawingml/2006/picture">
                 <pic:pic>
                   <pic:nvPicPr>
-                    <pic:cNvPr id="0" name="image9.png"/>
+                    <pic:cNvPr id="0" name="image6.png"/>
                     <pic:cNvPicPr preferRelativeResize="0"/>
                   </pic:nvPicPr>
                   <pic:blipFill>
@@ -4625,12 +4625,12 @@
           <wp:inline distB="114300" distT="114300" distL="114300" distR="114300">
             <wp:extent cx="5731200" cy="3225800"/>
             <wp:effectExtent b="0" l="0" r="0" t="0"/>
-            <wp:docPr id="12" name="image11.png"/>
+            <wp:docPr id="12" name="image4.png"/>
             <a:graphic>
               <a:graphicData uri="http://schemas.openxmlformats.org/drawingml/2006/picture">
                 <pic:pic>
                   <pic:nvPicPr>
-                    <pic:cNvPr id="0" name="image11.png"/>
+                    <pic:cNvPr id="0" name="image4.png"/>
                     <pic:cNvPicPr preferRelativeResize="0"/>
                   </pic:nvPicPr>
                   <pic:blipFill>
@@ -4725,12 +4725,12 @@
           <wp:inline distB="114300" distT="114300" distL="114300" distR="114300">
             <wp:extent cx="5731200" cy="1358900"/>
             <wp:effectExtent b="0" l="0" r="0" t="0"/>
-            <wp:docPr id="4" name="image10.png"/>
+            <wp:docPr id="4" name="image3.png"/>
             <a:graphic>
               <a:graphicData uri="http://schemas.openxmlformats.org/drawingml/2006/picture">
                 <pic:pic>
                   <pic:nvPicPr>
-                    <pic:cNvPr id="0" name="image10.png"/>
+                    <pic:cNvPr id="0" name="image3.png"/>
                     <pic:cNvPicPr preferRelativeResize="0"/>
                   </pic:nvPicPr>
                   <pic:blipFill>
@@ -4814,12 +4814,12 @@
           <wp:inline distB="114300" distT="114300" distL="114300" distR="114300">
             <wp:extent cx="5731200" cy="3225800"/>
             <wp:effectExtent b="0" l="0" r="0" t="0"/>
-            <wp:docPr id="5" name="image8.png"/>
+            <wp:docPr id="5" name="image9.png"/>
             <a:graphic>
               <a:graphicData uri="http://schemas.openxmlformats.org/drawingml/2006/picture">
                 <pic:pic>
                   <pic:nvPicPr>
-                    <pic:cNvPr id="0" name="image8.png"/>
+                    <pic:cNvPr id="0" name="image9.png"/>
                     <pic:cNvPicPr preferRelativeResize="0"/>
                   </pic:nvPicPr>
                   <pic:blipFill>
@@ -5307,12 +5307,12 @@
           <wp:inline distB="114300" distT="114300" distL="114300" distR="114300">
             <wp:extent cx="5731200" cy="3251200"/>
             <wp:effectExtent b="0" l="0" r="0" t="0"/>
-            <wp:docPr id="7" name="image7.png"/>
+            <wp:docPr id="7" name="image12.png"/>
             <a:graphic>
               <a:graphicData uri="http://schemas.openxmlformats.org/drawingml/2006/picture">
                 <pic:pic>
                   <pic:nvPicPr>
-                    <pic:cNvPr id="0" name="image7.png"/>
+                    <pic:cNvPr id="0" name="image12.png"/>
                     <pic:cNvPicPr preferRelativeResize="0"/>
                   </pic:nvPicPr>
                   <pic:blipFill>
@@ -5939,6 +5939,7 @@
               <w:rPr>
                 <w:rtl w:val="0"/>
               </w:rPr>
+              <w:t xml:space="preserve">5 contenedores fijos (namenode, datanode, resourcemanager, nodemanager, historyserver). </w:t>
             </w:r>
           </w:p>
         </w:tc>
@@ -5967,6 +5968,7 @@
               <w:rPr>
                 <w:rtl w:val="0"/>
               </w:rPr>
+              <w:t xml:space="preserve">De 5 (clúster básico) hasta 18 contenedores concurrentes (clúster completo) </w:t>
             </w:r>
           </w:p>
         </w:tc>
@@ -5974,7 +5976,7 @@
       <w:tr>
         <w:trPr>
           <w:cantSplit w:val="0"/>
-          <w:trHeight w:val="500" w:hRule="atLeast"/>
+          <w:trHeight w:val="305.92529296875" w:hRule="atLeast"/>
           <w:tblHeader w:val="0"/>
         </w:trPr>
         <w:tc>
@@ -6031,6 +6033,7 @@
               <w:rPr>
                 <w:rtl w:val="0"/>
               </w:rPr>
+              <w:t xml:space="preserve">HDFS (Hadoop Distributed File System). </w:t>
             </w:r>
           </w:p>
         </w:tc>
@@ -6059,6 +6062,7 @@
               <w:rPr>
                 <w:rtl w:val="0"/>
               </w:rPr>
+              <w:t xml:space="preserve">HDFS (Hadoop) y almacenamiento NoSQL (Apache Cassandra). </w:t>
             </w:r>
           </w:p>
         </w:tc>
@@ -6123,6 +6127,7 @@
               <w:rPr>
                 <w:rtl w:val="0"/>
               </w:rPr>
+              <w:t xml:space="preserve">Basado únicamente en disco con MapReduce (YARN). </w:t>
             </w:r>
           </w:p>
         </w:tc>
@@ -6151,6 +6156,7 @@
               <w:rPr>
                 <w:rtl w:val="0"/>
               </w:rPr>
+              <w:t xml:space="preserve">MapReduce (YARN) y procesamiento rápido en memoria interactivo (Apache Spark). </w:t>
             </w:r>
           </w:p>
         </w:tc>
@@ -6215,6 +6221,7 @@
               <w:rPr>
                 <w:rtl w:val="0"/>
               </w:rPr>
+              <w:t xml:space="preserve">UI NameNode (9870), YARN (8088), History (8188). </w:t>
             </w:r>
           </w:p>
         </w:tc>
@@ -6243,6 +6250,7 @@
               <w:rPr>
                 <w:rtl w:val="0"/>
               </w:rPr>
+              <w:t xml:space="preserve">NameNode (9870), YARN (8088), Spark UI (8080), Hue (8888), Airflow (3000), Zeppelin (8082), Control Center (9021). </w:t>
             </w:r>
           </w:p>
         </w:tc>
@@ -6307,6 +6315,7 @@
               <w:rPr>
                 <w:rtl w:val="0"/>
               </w:rPr>
+              <w:t xml:space="preserve">Volúmenes de Docker básicos para HDFS (Namenode y Datanode). </w:t>
             </w:r>
           </w:p>
         </w:tc>
@@ -6335,6 +6344,7 @@
               <w:rPr>
                 <w:rtl w:val="0"/>
               </w:rPr>
+              <w:t xml:space="preserve">Múltiples volúmenes para HDFS, bases de datos (Postgres, Cassandra) y registros de Kafka. </w:t>
             </w:r>
           </w:p>
         </w:tc>
@@ -6399,6 +6409,7 @@
               <w:rPr>
                 <w:rtl w:val="0"/>
               </w:rPr>
+              <w:t xml:space="preserve">Baja. Al ser pocos servicios, inicializa rápido y consume poca RAM. </w:t>
             </w:r>
           </w:p>
         </w:tc>
@@ -6427,6 +6438,7 @@
               <w:rPr>
                 <w:rtl w:val="0"/>
               </w:rPr>
+              <w:t xml:space="preserve">Alta/Media. Requiere al menos 4 núcleos y 8GB de RAM, con dependencias estrictas de inicio entre contenedores. </w:t>
             </w:r>
           </w:p>
         </w:tc>
@@ -6491,6 +6503,7 @@
               <w:rPr>
                 <w:rtl w:val="0"/>
               </w:rPr>
+              <w:t xml:space="preserve">Oficial, extensa y respaldada por una organización (BDE) </w:t>
             </w:r>
           </w:p>
         </w:tc>
@@ -6519,6 +6532,7 @@
               <w:rPr>
                 <w:rtl w:val="0"/>
               </w:rPr>
+              <w:t xml:space="preserve">Práctica y técnica, mantenida por un desarrollador independiente, enfocada en puertos y personalización de memoria. </w:t>
             </w:r>
           </w:p>
         </w:tc>
@@ -6583,6 +6597,7 @@
               <w:rPr>
                 <w:rtl w:val="0"/>
               </w:rPr>
+              <w:t xml:space="preserve">Aprender y ejecutar análisis de datos tradicionales por lotes (Batch). </w:t>
             </w:r>
           </w:p>
         </w:tc>
@@ -6611,6 +6626,7 @@
               <w:rPr>
                 <w:rtl w:val="0"/>
               </w:rPr>
+              <w:t xml:space="preserve">Entorno integral de desarrollo (Data Engineering) para Batch, Streaming en tiempo real (Kafka) y Orquestación (Airflow). </w:t>
             </w:r>
           </w:p>
         </w:tc>
@@ -6624,23 +6640,50 @@
       </w:pPr>
       <w:r>
         <w:rPr>
-          <w:rtl w:val="0"/>
-        </w:rPr>
-        <w:t xml:space="preserve">El objetivo </w:t>
-      </w:r>
-      <w:r>
-        <w:rPr>
-          <w:b w:val="1"/>
-          <w:bCs w:val="1"/>
-          <w:rtl w:val="0"/>
-        </w:rPr>
-        <w:t xml:space="preserve">no es determinar cuál es mejor</w:t>
-      </w:r>
-      <w:r>
-        <w:rPr>
-          <w:rtl w:val="0"/>
-        </w:rPr>
-        <w:t xml:space="preserve">, sino identificar las diferencias de arquitectura, tecnologías y propósito.</w:t>
+          <w:b w:val="1"/>
+          <w:bCs w:val="1"/>
+          <w:rtl w:val="0"/>
+        </w:rPr>
+        <w:t xml:space="preserve">Análisis de diferencias:</w:t>
+      </w:r>
+      <w:r>
+        <w:rPr>
+          <w:rtl w:val="0"/>
+        </w:rPr>
+        <w:t xml:space="preserve"> A diferencia del repositorio base </w:t>
+      </w:r>
+      <w:r>
+        <w:rPr>
+          <w:i w:val="1"/>
+          <w:iCs w:val="1"/>
+          <w:rtl w:val="0"/>
+        </w:rPr>
+        <w:t xml:space="preserve">docker-hadoop</w:t>
+      </w:r>
+      <w:r>
+        <w:rPr>
+          <w:rtl w:val="0"/>
+        </w:rPr>
+        <w:t xml:space="preserve">, que está principalmente orientado a crear un entorno sencillo para almacenar y procesar datos con Hadoop, el repositorio </w:t>
+      </w:r>
+      <w:r>
+        <w:rPr>
+          <w:i w:val="1"/>
+          <w:iCs w:val="1"/>
+          <w:rtl w:val="0"/>
+        </w:rPr>
+        <w:t xml:space="preserve">Big-Data-Cluster</w:t>
+      </w:r>
+      <w:r>
+        <w:rPr>
+          <w:rtl w:val="0"/>
+        </w:rPr>
+        <w:t xml:space="preserve"> presenta un entorno más completo y con mayor cantidad de herramientas. Su objetivo no es solamente almacenar datos, sino también permitir su procesamiento y manejo mediante tecnologías como Spark y Kafka, además de incluir herramientas visuales como Zeppelin, Airflow y Hue. De esta manera, el proyecto permite simular un entorno de Big Data más completo para realizar pruebas y trabajos de desarrollo de forma local. </w:t>
+      </w:r>
+      <w:r>
+        <w:rPr>
+          <w:rtl w:val="0"/>
+        </w:rPr>
       </w:r>
     </w:p>
     <w:p>
